--- a/документы/задание_проектно-технологическая.docx
+++ b/документы/задание_проектно-технологическая.docx
@@ -3833,7 +3833,17 @@
             </w:r>
             <w:proofErr w:type="spellEnd"/>
             <w:r>
-              <w:t xml:space="preserve">-репозиторий и содержит все загруженные в него результаты выполнения заданий, включая слайды. Пример репозитория: </w:t>
+              <w:t xml:space="preserve">-репозиторий и </w:t>
+            </w:r>
+            <w:r>
+              <w:rPr>
+                <w:sz w:val="22"/>
+                <w:szCs w:val="22"/>
+              </w:rPr>
+              <w:t xml:space="preserve">содержит все загруженные в него </w:t>
+            </w:r>
+            <w:r>
+              <w:t xml:space="preserve">результаты выполнения заданий, включая слайды. Пример репозитория: </w:t>
             </w:r>
             <w:hyperlink r:id="rId5">
               <w:r>
@@ -3841,21 +3851,7 @@
                   <w:color w:val="1155CC"/>
                   <w:u w:val="single"/>
                 </w:rPr>
-                <w:t>https://git.herzen.spb.ru/igossoud</w:t>
-              </w:r>
-              <w:r>
-                <w:rPr>
-                  <w:color w:val="1155CC"/>
-                  <w:u w:val="single"/>
-                </w:rPr>
-                <w:t>a</w:t>
-              </w:r>
-              <w:r>
-                <w:rPr>
-                  <w:color w:val="1155CC"/>
-                  <w:u w:val="single"/>
-                </w:rPr>
-                <w:t>rev/clouds</w:t>
+                <w:t>https://git.herzen.spb.ru/igossoudarev/clouds</w:t>
               </w:r>
             </w:hyperlink>
             <w:r>
@@ -3881,14 +3877,26 @@
               </w:rPr>
             </w:pPr>
             <w:r>
+              <w:rPr>
+                <w:sz w:val="22"/>
+                <w:szCs w:val="22"/>
+              </w:rPr>
               <w:t xml:space="preserve">Ссылка на репозиторий дублируется в курсе </w:t>
             </w:r>
             <w:proofErr w:type="spellStart"/>
             <w:r>
+              <w:rPr>
+                <w:sz w:val="22"/>
+                <w:szCs w:val="22"/>
+              </w:rPr>
               <w:t>Moodle</w:t>
             </w:r>
             <w:proofErr w:type="spellEnd"/>
             <w:r>
+              <w:rPr>
+                <w:sz w:val="22"/>
+                <w:szCs w:val="22"/>
+              </w:rPr>
               <w:t xml:space="preserve"> </w:t>
             </w:r>
             <w:proofErr w:type="gramStart"/>
@@ -3925,20 +3933,42 @@
               </w:rPr>
             </w:pPr>
             <w:r>
+              <w:rPr>
+                <w:sz w:val="22"/>
+                <w:szCs w:val="22"/>
+              </w:rPr>
               <w:t>О</w:t>
             </w:r>
             <w:r>
               <w:rPr>
                 <w:color w:val="000000"/>
+                <w:sz w:val="22"/>
+                <w:szCs w:val="22"/>
               </w:rPr>
               <w:t>тчет</w:t>
             </w:r>
             <w:r>
-              <w:t xml:space="preserve"> (текстовый документ). Отчет должен содержать все выполненные задания и </w:t>
-            </w:r>
-            <w:r>
-              <w:rPr>
-                <w:color w:val="000000"/>
+              <w:rPr>
+                <w:sz w:val="22"/>
+                <w:szCs w:val="22"/>
+              </w:rPr>
+              <w:t xml:space="preserve"> (текстовый документ). Отчет </w:t>
+            </w:r>
+            <w:r>
+              <w:t xml:space="preserve">должен содержать все выполненные задания </w:t>
+            </w:r>
+            <w:r>
+              <w:rPr>
+                <w:sz w:val="22"/>
+                <w:szCs w:val="22"/>
+              </w:rPr>
+              <w:t xml:space="preserve">и </w:t>
+            </w:r>
+            <w:r>
+              <w:rPr>
+                <w:color w:val="000000"/>
+                <w:sz w:val="22"/>
+                <w:szCs w:val="22"/>
                 <w:lang w:val="en-US"/>
               </w:rPr>
               <w:t>QR</w:t>
@@ -3946,23 +3976,31 @@
             <w:r>
               <w:rPr>
                 <w:color w:val="000000"/>
-              </w:rPr>
-              <w:t>-</w:t>
-            </w:r>
-            <w:r>
-              <w:rPr>
-                <w:color w:val="000000"/>
-              </w:rPr>
-              <w:t>код на электронн</w:t>
-            </w:r>
-            <w:r>
+                <w:sz w:val="22"/>
+                <w:szCs w:val="22"/>
+              </w:rPr>
+              <w:t>-код на электронн</w:t>
+            </w:r>
+            <w:r>
+              <w:rPr>
+                <w:sz w:val="22"/>
+                <w:szCs w:val="22"/>
+              </w:rPr>
               <w:t>ое</w:t>
             </w:r>
             <w:r>
               <w:rPr>
                 <w:color w:val="000000"/>
-              </w:rPr>
-              <w:t xml:space="preserve"> портфолио</w:t>
+                <w:sz w:val="22"/>
+                <w:szCs w:val="22"/>
+              </w:rPr>
+              <w:t xml:space="preserve"> </w:t>
+            </w:r>
+            <w:r>
+              <w:rPr>
+                <w:color w:val="000000"/>
+              </w:rPr>
+              <w:t>портфолио</w:t>
             </w:r>
             <w:r>
               <w:t>.</w:t>
@@ -4174,11 +4212,123 @@
       </w:pPr>
       <w:r>
         <w:rPr>
+          <w:noProof/>
+          <w:szCs w:val="28"/>
+          <w:vertAlign w:val="superscript"/>
+        </w:rPr>
+        <mc:AlternateContent>
+          <mc:Choice Requires="wpi">
+            <w:drawing>
+              <wp:anchor distT="0" distB="0" distL="114300" distR="114300" simplePos="0" relativeHeight="251658240" behindDoc="0" locked="0" layoutInCell="1" allowOverlap="1" wp14:anchorId="35998E2C" wp14:editId="0CD1380F">
+                <wp:simplePos x="0" y="0"/>
+                <wp:positionH relativeFrom="column">
+                  <wp:posOffset>3345815</wp:posOffset>
+                </wp:positionH>
+                <wp:positionV relativeFrom="paragraph">
+                  <wp:posOffset>-220980</wp:posOffset>
+                </wp:positionV>
+                <wp:extent cx="591820" cy="306705"/>
+                <wp:effectExtent l="38100" t="57150" r="55880" b="55245"/>
+                <wp:wrapNone/>
+                <wp:docPr id="1018622529" name="Рукописный ввод 4"/>
+                <wp:cNvGraphicFramePr/>
+                <a:graphic xmlns:a="http://schemas.openxmlformats.org/drawingml/2006/main">
+                  <a:graphicData uri="http://schemas.microsoft.com/office/word/2010/wordprocessingInk">
+                    <w14:contentPart bwMode="auto" r:id="rId6">
+                      <w14:nvContentPartPr>
+                        <w14:cNvContentPartPr/>
+                      </w14:nvContentPartPr>
+                      <w14:xfrm>
+                        <a:off x="0" y="0"/>
+                        <a:ext cx="591820" cy="306705"/>
+                      </w14:xfrm>
+                    </w14:contentPart>
+                  </a:graphicData>
+                </a:graphic>
+              </wp:anchor>
+            </w:drawing>
+          </mc:Choice>
+          <mc:Fallback>
+            <w:pict>
+              <v:shapetype w14:anchorId="6439DCE2" id="_x0000_t75" coordsize="21600,21600" o:spt="75" o:preferrelative="t" path="m@4@5l@4@11@9@11@9@5xe" filled="f" stroked="f">
+                <v:stroke joinstyle="miter"/>
+                <v:formulas>
+                  <v:f eqn="if lineDrawn pixelLineWidth 0"/>
+                  <v:f eqn="sum @0 1 0"/>
+                  <v:f eqn="sum 0 0 @1"/>
+                  <v:f eqn="prod @2 1 2"/>
+                  <v:f eqn="prod @3 21600 pixelWidth"/>
+                  <v:f eqn="prod @3 21600 pixelHeight"/>
+                  <v:f eqn="sum @0 0 1"/>
+                  <v:f eqn="prod @6 1 2"/>
+                  <v:f eqn="prod @7 21600 pixelWidth"/>
+                  <v:f eqn="sum @8 21600 0"/>
+                  <v:f eqn="prod @7 21600 pixelHeight"/>
+                  <v:f eqn="sum @10 21600 0"/>
+                </v:formulas>
+                <v:path o:extrusionok="f" gradientshapeok="t" o:connecttype="rect"/>
+                <o:lock v:ext="edit" aspectratio="t"/>
+              </v:shapetype>
+              <v:shape id="Рукописный ввод 4" o:spid="_x0000_s1026" type="#_x0000_t75" style="position:absolute;margin-left:262.75pt;margin-top:-18.1pt;width:47.95pt;height:25.55pt;z-index:251658240;visibility:visible;mso-wrap-style:square;mso-wrap-distance-left:9pt;mso-wrap-distance-top:0;mso-wrap-distance-right:9pt;mso-wrap-distance-bottom:0;mso-position-horizontal:absolute;mso-position-horizontal-relative:text;mso-position-vertical:absolute;mso-position-vertical-relative:text" o:gfxdata="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">
+                <v:imagedata r:id="rId7" o:title=""/>
+              </v:shape>
+            </w:pict>
+          </mc:Fallback>
+        </mc:AlternateContent>
+      </w:r>
+      <w:r>
+        <w:rPr>
+          <w:noProof/>
+          <w:szCs w:val="28"/>
+          <w:vertAlign w:val="superscript"/>
+        </w:rPr>
+        <mc:AlternateContent>
+          <mc:Choice Requires="wpi">
+            <w:drawing>
+              <wp:anchor distT="0" distB="0" distL="114300" distR="114300" simplePos="0" relativeHeight="251709440" behindDoc="0" locked="0" layoutInCell="1" allowOverlap="1" wp14:anchorId="3718D5F7" wp14:editId="40335859">
+                <wp:simplePos x="0" y="0"/>
+                <wp:positionH relativeFrom="column">
+                  <wp:posOffset>3152775</wp:posOffset>
+                </wp:positionH>
+                <wp:positionV relativeFrom="paragraph">
+                  <wp:posOffset>-207645</wp:posOffset>
+                </wp:positionV>
+                <wp:extent cx="1138680" cy="383040"/>
+                <wp:effectExtent l="38100" t="57150" r="42545" b="55245"/>
+                <wp:wrapNone/>
+                <wp:docPr id="532751711" name="Рукописный ввод 5"/>
+                <wp:cNvGraphicFramePr/>
+                <a:graphic xmlns:a="http://schemas.openxmlformats.org/drawingml/2006/main">
+                  <a:graphicData uri="http://schemas.microsoft.com/office/word/2010/wordprocessingInk">
+                    <w14:contentPart bwMode="auto" r:id="rId8">
+                      <w14:nvContentPartPr>
+                        <w14:cNvContentPartPr/>
+                      </w14:nvContentPartPr>
+                      <w14:xfrm>
+                        <a:off x="0" y="0"/>
+                        <a:ext cx="1138680" cy="383040"/>
+                      </w14:xfrm>
+                    </w14:contentPart>
+                  </a:graphicData>
+                </a:graphic>
+              </wp:anchor>
+            </w:drawing>
+          </mc:Choice>
+          <mc:Fallback>
+            <w:pict>
+              <v:shape w14:anchorId="20F2D955" id="Рукописный ввод 5" o:spid="_x0000_s1026" type="#_x0000_t75" style="position:absolute;margin-left:247.55pt;margin-top:-17.05pt;width:91.05pt;height:31.55pt;z-index:251709440;visibility:visible;mso-wrap-style:square;mso-wrap-distance-left:9pt;mso-wrap-distance-top:0;mso-wrap-distance-right:9pt;mso-wrap-distance-bottom:0;mso-position-horizontal:absolute;mso-position-horizontal-relative:text;mso-position-vertical:absolute;mso-position-vertical-relative:text" o:gfxdata="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">
+                <v:imagedata r:id="rId9" o:title=""/>
+              </v:shape>
+            </w:pict>
+          </mc:Fallback>
+        </mc:AlternateContent>
+      </w:r>
+      <w:r>
+        <w:rPr>
           <w:color w:val="000000"/>
           <w:sz w:val="20"/>
           <w:szCs w:val="20"/>
         </w:rPr>
-        <w:lastRenderedPageBreak/>
         <w:t>Задание принял к</w:t>
       </w:r>
       <w:r>
@@ -5939,6 +6089,62 @@
 </w:styles>
 </file>
 
+<file path=word/ink/ink1.xml><?xml version="1.0" encoding="utf-8"?>
+<inkml:ink xmlns:inkml="http://www.w3.org/2003/InkML">
+  <inkml:definitions>
+    <inkml:context xml:id="ctx0">
+      <inkml:inkSource xml:id="inkSrc0">
+        <inkml:traceFormat>
+          <inkml:channel name="X" type="integer" min="-2.14748E9" max="2.14748E9" units="cm"/>
+          <inkml:channel name="Y" type="integer" min="-2.14748E9" max="2.14748E9" units="cm"/>
+          <inkml:channel name="F" type="integer" max="32767" units="dev"/>
+        </inkml:traceFormat>
+        <inkml:channelProperties>
+          <inkml:channelProperty channel="X" name="resolution" value="1000" units="1/cm"/>
+          <inkml:channelProperty channel="Y" name="resolution" value="1000" units="1/cm"/>
+          <inkml:channelProperty channel="F" name="resolution" value="0" units="1/dev"/>
+        </inkml:channelProperties>
+      </inkml:inkSource>
+      <inkml:timestamp xml:id="ts0" timeString="2026-09-28T00:25:40.772"/>
+    </inkml:context>
+    <inkml:brush xml:id="br0">
+      <inkml:brushProperty name="width" value="0.05" units="cm"/>
+      <inkml:brushProperty name="height" value="0.05" units="cm"/>
+      <inkml:brushProperty name="color" value="#004F8B"/>
+    </inkml:brush>
+  </inkml:definitions>
+  <inkml:trace contextRef="#ctx0" brushRef="#br0">0 464 24575,'2'-5'0,"0"0"0,0 0 0,0 0 0,1 1 0,-1-1 0,1 1 0,0 0 0,1 0 0,-1 0 0,1 0 0,0 0 0,6-4 0,-3 1 0,12-9 0,37-26 0,-9 7 0,-18 12 0,1 1 0,0 1 0,2 2 0,0 0 0,1 3 0,1 1 0,37-12 0,-18 9 0,-35 11 0,0 1 0,0 1 0,1 0 0,36-4 0,10-3 0,-56 9 0,-1 0 0,1 1 0,0 0 0,0 1 0,0 0 0,0 0 0,0 1 0,1 0 0,-1 1 0,18 3 0,-25-3 0,0-1 0,0 1 0,0 0 0,0 0 0,0 1 0,0-1 0,-1 0 0,1 1 0,0-1 0,-1 1 0,1-1 0,-1 1 0,1 0 0,-1-1 0,0 1 0,0 0 0,1 0 0,-1 0 0,-1 0 0,2 3 0,-1-1 0,0 1 0,-1-1 0,1 0 0,-1 1 0,0-1 0,0 1 0,-1-1 0,1 0 0,-3 8 0,-1 1 0,0-1 0,-1 1 0,-1-1 0,0 0 0,-14 20 0,-5 0 0,-43 43 0,27-32 0,-8 6 0,-2-2 0,-2-3 0,-68 44 0,-73 39 0,178-118 0,0-1 0,0 0 0,-19 5 0,21-9 0,1 1 0,-1 1 0,1 0 0,0 1 0,-17 13 0,30-20 0,-1 0 0,1 0 0,0 0 0,-1 0 0,1 0 0,0 0 0,0 0 0,-1 0 0,1 0 0,0 0 0,-1 0 0,1 1 0,0-1 0,0 0 0,-1 0 0,1 0 0,0 1 0,0-1 0,-1 0 0,1 0 0,0 0 0,0 1 0,0-1 0,0 0 0,-1 1 0,1-1 0,0 0 0,0 0 0,0 1 0,0-1 0,0 0 0,0 1 0,0-1 0,0 0 0,0 0 0,0 1 0,0-1 0,0 0 0,0 1 0,0-1 0,0 0 0,0 1 0,0-1 0,0 0 0,0 1 0,0-1 0,1 0 0,-1 0 0,0 1 0,21-2 0,27-12 0,21-20 0,69-46 0,44-21 0,-12 8 0,-69 35 0,298-169 0,-277 141 0,-78 52 0,77-44 0,-95 66 0,0 1 0,0 1 0,0 2 0,30-5 0,-32 7 0,-23 4 0,1 1 0,-1 0 0,0 0 0,0-1 0,0 1 0,1 0 0,-1 0 0,0 0 0,0 0 0,1 1 0,-1-1 0,0 0 0,0 0 0,1 1 0,-1-1 0,0 1 0,0-1 0,0 1 0,0-1 0,0 1 0,0 0 0,0-1 0,0 1 0,0 0 0,0 0 0,0 0 0,1 1 0,-1 1 0,1 0 0,-1 0 0,0-1 0,0 1 0,0 0 0,0 1 0,-1-1 0,1 0 0,-1 0 0,0 5 0,0 5 0,-1 0 0,0 0 0,-1-1 0,-6 19 0,4-21 0,-1 0 0,0-1 0,0 1 0,-1-1 0,0 0 0,-12 12 0,-15 24 0,14-19 0,-1 0 0,-2-2 0,0 0 0,-2-1 0,-46 34 0,-20 20 0,44-45-1365,33-22-5461</inkml:trace>
+</inkml:ink>
+</file>
+
+<file path=word/ink/ink2.xml><?xml version="1.0" encoding="utf-8"?>
+<inkml:ink xmlns:inkml="http://www.w3.org/2003/InkML">
+  <inkml:definitions>
+    <inkml:context xml:id="ctx0">
+      <inkml:inkSource xml:id="inkSrc0">
+        <inkml:traceFormat>
+          <inkml:channel name="X" type="integer" min="-2.14748E9" max="2.14748E9" units="cm"/>
+          <inkml:channel name="Y" type="integer" min="-2.14748E9" max="2.14748E9" units="cm"/>
+          <inkml:channel name="F" type="integer" max="32767" units="dev"/>
+        </inkml:traceFormat>
+        <inkml:channelProperties>
+          <inkml:channelProperty channel="X" name="resolution" value="1000" units="1/cm"/>
+          <inkml:channelProperty channel="Y" name="resolution" value="1000" units="1/cm"/>
+          <inkml:channelProperty channel="F" name="resolution" value="0" units="1/dev"/>
+        </inkml:channelProperties>
+      </inkml:inkSource>
+      <inkml:timestamp xml:id="ts0" timeString="2026-09-28T00:27:23.596"/>
+    </inkml:context>
+    <inkml:brush xml:id="br0">
+      <inkml:brushProperty name="width" value="0.05" units="cm"/>
+      <inkml:brushProperty name="height" value="0.05" units="cm"/>
+      <inkml:brushProperty name="color" value="#004F8B"/>
+    </inkml:brush>
+  </inkml:definitions>
+  <inkml:trace contextRef="#ctx0" brushRef="#br0">509 876 24575,'4'-1'0,"0"-1"0,0 1 0,-1-1 0,1 0 0,0 0 0,-1 0 0,0-1 0,1 1 0,-1-1 0,0 0 0,3-4 0,12-8 0,18-10 0,-6 1 0,2 2 0,1 2 0,0 0 0,69-27 0,-76 42 0,1 1 0,0 1 0,0 1 0,0 1 0,1 1 0,37 6 0,-61-5 0,0 0 0,1-1 0,-1 1 0,0 1 0,0-1 0,0 1 0,-1-1 0,1 1 0,0 0 0,0 0 0,-1 1 0,0-1 0,1 1 0,-1 0 0,0 0 0,0 0 0,2 3 0,3 6 0,-1-1 0,0 1 0,10 25 0,8 13 0,-10-22 0,-11-20 0,1 0 0,-1 0 0,1 0 0,10 11 0,-12-16 0,0-1 0,0 1 0,1-1 0,-1 1 0,0-1 0,1 0 0,0-1 0,-1 1 0,1 0 0,0-1 0,0 0 0,0 0 0,0 0 0,4 0 0,9 1 0,-1 0 0,0-1 0,1-1 0,-1 0 0,1-1 0,-1-1 0,0-1 0,0 0 0,0-1 0,0-1 0,0 0 0,-1-1 0,0-1 0,0 0 0,26-19 0,19-19 0,-27 21 0,-1-2 0,33-33 0,30-33 0,-78 74 0,1 1 0,0 1 0,1 0 0,30-18 0,-27 20 0,-1-2 0,0 0 0,35-36 0,11-19 0,-45 50 0,-1 0 0,-1-2 0,-1 0 0,21-34 0,29-62 0,-50 71 0,-17 138 0,-4-55 0,-1-1 0,-2 1 0,-1-1 0,-2 0 0,-1-1 0,-21 51 0,21-63 0,-33 69 0,11-24 0,26-53 0,-1 0 0,0 0 0,0-1 0,-2 0 0,1 0 0,-16 18 0,-5 0 0,16-16 0,1 0 0,-2-1 0,0-1 0,0 0 0,-2-1 0,1 0 0,-1-1 0,-22 11 0,26-17 0,0 0 0,0 1 0,0-2 0,-1 1 0,1-2 0,-19 3 0,28-5 0,-1 0 0,1 0 0,0 0 0,0 0 0,-1 0 0,1-1 0,0 1 0,0-1 0,-1 0 0,1 0 0,0 0 0,0 0 0,0 0 0,0 0 0,0 0 0,0 0 0,0-1 0,1 1 0,-1-1 0,0 0 0,1 1 0,-1-1 0,1 0 0,0 0 0,-1 0 0,1 0 0,0 0 0,0 0 0,1 0 0,-1-1 0,0 1 0,1 0 0,-1 0 0,0-4 0,0-1 0,0 1 0,0-1 0,1 1 0,0-1 0,0 1 0,0 0 0,1-1 0,0 1 0,0-1 0,1 1 0,0 0 0,0 0 0,0 0 0,1 0 0,-1 0 0,1 0 0,6-7 0,-3 5 0,1 1 0,0 0 0,0 1 0,0-1 0,1 1 0,-1 1 0,1 0 0,1 0 0,-1 0 0,1 1 0,9-3 0,-4 2 0,0 0 0,0 2 0,0 0 0,0 0 0,1 1 0,-1 1 0,1 0 0,-1 1 0,1 1 0,-1 0 0,1 1 0,-1 0 0,0 1 0,0 1 0,25 10 0,13 16 0,-40-21 0,1-1 0,1 0 0,0-2 0,0 1 0,22 6 0,0-5 0,2-1 0,-1-2 0,1-1 0,48-2 0,-78-2 0,6 0 0,0 0 0,0-1 0,0 0 0,0-1 0,20-6 0,-30 7 0,1-1 0,-1 0 0,0 0 0,-1-1 0,1 1 0,0-1 0,-1 1 0,1-1 0,-1 0 0,0-1 0,0 1 0,0 0 0,0-1 0,-1 0 0,1 1 0,-1-1 0,0 0 0,0 0 0,-1-1 0,1 1 0,1-7 0,1-4 0,-1 0 0,0 0 0,-1 0 0,-1 0 0,-1-1 0,0 1 0,0 0 0,-2-1 0,0 1 0,0 0 0,-2 0 0,0 0 0,0 1 0,-2-1 0,0 1 0,0 0 0,-1 1 0,-1-1 0,0 1 0,-1 1 0,-12-14 0,-10-6 0,-27-38 0,49 61 0,1 1 0,-2 0 0,1 0 0,-1 1 0,0 0 0,-1 1 0,-13-6 0,-10-8 0,10 4 0,-1 0 0,0 2 0,-1 1 0,-1 2 0,0 0 0,0 1 0,-53-10 0,-30 7 0,-125 3 0,95 8 0,-118 5 0,221 2 0,-1 2 0,-65 21 0,-36 7 0,-22-3 0,1 8 0,3 7 0,-186 81 0,300-111 0,1 2 0,-74 46 0,98-53 0,0 1 0,1 1 0,0 0 0,1 1 0,1 1 0,-15 19 0,25-28 0,1 0 0,-1 0 0,1 0 0,0 0 0,1 1 0,0 0 0,0 0 0,1 0 0,0 0 0,0 0 0,1 0 0,0 1 0,0-1 0,1 0 0,0 1 0,1-1 0,-1 0 0,2 1 0,2 8 0,-3-12 0,1 0 0,0 0 0,1-1 0,-1 1 0,1-1 0,0 0 0,0 1 0,0-1 0,0-1 0,1 1 0,0 0 0,0-1 0,0 0 0,0 0 0,7 4 0,8 3 0,0 0 0,30 10 0,-16-8 0,-9-4 0,0-2 0,1 0 0,-1-2 0,35 2 0,-23-2 0,148 18 0,657 45 0,-311-27-829,-2 1 740,-239-23 993,-249-13-900,0-2 0,0-2 0,43-5-1,-68 3-3,0-2 0,-1 0 0,1 0 0,-1-1 0,1-1 0,-1-1 0,0 0 0,-1-1 0,0 0-1,0-1 1,16-12 0,-15 9-1365,0 1-5461</inkml:trace>
+</inkml:ink>
+</file>
+
 <file path=word/theme/theme1.xml><?xml version="1.0" encoding="utf-8"?>
 <a:theme xmlns:a="http://schemas.openxmlformats.org/drawingml/2006/main" name="Office Theme">
   <a:themeElements>
